--- a/en/wisdom-stories/Bakhtiyar Sirajov/cost-of-indifference.docx
+++ b/en/wisdom-stories/Bakhtiyar Sirajov/cost-of-indifference.docx
@@ -12,7 +12,7 @@
     </w:p>
     <w:p>
       <w:r>
-        <w:t>When I asked one of our employees where the assigned task stood, his reply disappointed me deeply.</w:t>
+        <w:t>When I asked one of our employees how he was getting on with an assigned task, his reply disappointed me deeply.</w:t>
       </w:r>
     </w:p>
     <w:p>
@@ -20,17 +20,17 @@
         <w:spacing w:after="80"/>
       </w:pPr>
       <w:r>
-        <w:t>“The world won’t fall apart if I don’t do it these days.”</w:t>
+        <w:t xml:space="preserve">“The world won’t fall apart if I don’t do it in the next few days.”</w:t>
       </w:r>
     </w:p>
     <w:p>
       <w:r>
-        <w:t>True, I thought, the world would not fall apart. But what about the trust between us? Will that not collapse too? Would that attitude not harm our working relationship, our mutual respect, and the work we shared?</w:t>
+        <w:t>True, I thought, the world would not fall apart. But what about the trust between us? Would that not collapse too? Would that attitude not harm our working relationship, our mutual respect, and our shared work?</w:t>
       </w:r>
     </w:p>
     <w:p>
       <w:r>
-        <w:t>A delay of a few days was not the real issue. It was his attitude toward a commitment. Responsibility is not only doing the work, but standing by the word you gave, living up to the other person’s trust, and making sure people can rely on you.</w:t>
+        <w:t>A delay of a few days was not the real issue. It was his attitude toward a commitment. Responsibility means not only doing the work but also keeping your word, honoring the trust others place in you, and making sure people can rely on you.</w:t>
       </w:r>
     </w:p>
     <w:p>
@@ -38,7 +38,7 @@
         <w:spacing w:after="80"/>
       </w:pPr>
       <w:r>
-        <w:t>Approaching any commitment you have taken on so irresponsibly is not right. Even more regrettable was how that attitude was expressed. To me, such an answer sounds at least rude and shows that the other side’s time, labor, and trust are not valued enough.</w:t>
+        <w:t>It is wrong to treat a commitment so irresponsibly. Even more troubling was the way he expressed that attitude. To me, such an answer sounds rude, to say the least, and shows too little respect for the other person’s time, effort, and trust.</w:t>
       </w:r>
     </w:p>
     <w:p>
@@ -48,7 +48,7 @@
     </w:p>
     <w:p>
       <w:r>
-        <w:t>Most disappointing of all, my colleague neither recognized that his words were wrong, nor apologized, nor completed the task. Because my trust in him had been shaken, I was forced to solve the problem another way.</w:t>
+        <w:t>Most disappointing of all, my colleague did not recognize that his words were inappropriate, apologize, or complete the task. Because my trust in him had been shaken, I had to solve the problem another way.</w:t>
       </w:r>
     </w:p>
     <w:p>
@@ -79,7 +79,7 @@
         <w:rPr>
           <w:b/>
         </w:rPr>
-        <w:t>Moral: Trust is an organization’s most valuable wealth. It takes years to earn and one sentence to lose. The person who stands by his word protects that wealth.</w:t>
+        <w:t>Moral: Trust is an organization’s most valuable asset. It can take years to earn and a single sentence to lose. Those who keep their word protect that trust.</w:t>
       </w:r>
     </w:p>
     <w:p>
